--- a/peer_assessment_by_Obed_Ninson.docx
+++ b/peer_assessment_by_Obed_Ninson.docx
@@ -16,7 +16,7 @@
         <w:pStyle w:val="FirstParagraph"/>
       </w:pPr>
       <w:r>
-        <w:t xml:space="preserve">Project 1: Roofline Reckoning, CPEN 315/733, Group 3. Completed individually and confidentially by each team member. Ratings 1 (well below expectations) to 5 (well above expectations).</w:t>
+        <w:t xml:space="preserve">Project 1: Roofline Reckoning, CPEN 438, Group 3. Completed individually and confidentially by each team member. Ratings 1 (well below expectations) to 5 (well above expectations).</w:t>
       </w:r>
     </w:p>
     <w:tbl>
